--- a/deliveries/2026-09-03/01_Vehicle_Pages/VEH_20260903_09_SANY_Concrete_Mixer.docx
+++ b/deliveries/2026-09-03/01_Vehicle_Pages/VEH_20260903_09_SANY_Concrete_Mixer.docx
@@ -4,7 +4,7 @@
   <w:body>
     <w:p>
       <w:pPr>
-        <w:pStyle w:val="Title"/>
+        <w:pStyle w:val="Heading1"/>
       </w:pPr>
       <w:r>
         <w:t>SANY Concrete Mixer Truck (SY Series): Read It as Chassis + Superstructure + Drum Capacity</w:t>
@@ -12,7 +12,7 @@
     </w:p>
     <w:p>
       <w:pPr>
-        <w:pStyle w:val="Heading1"/>
+        <w:pStyle w:val="Heading2"/>
       </w:pPr>
       <w:r>
         <w:t>SEO Metadata</w:t>
@@ -146,7 +146,7 @@
     </w:p>
     <w:p>
       <w:pPr>
-        <w:pStyle w:val="Heading1"/>
+        <w:pStyle w:val="Heading2"/>
       </w:pPr>
       <w:r>
         <w:t>Buyer Context: a Special Vehicle Is Two Products Bolted Together</w:t>
@@ -204,7 +204,7 @@
     </w:p>
     <w:p>
       <w:pPr>
-        <w:pStyle w:val="Heading1"/>
+        <w:pStyle w:val="Heading2"/>
       </w:pPr>
       <w:r>
         <w:t>Drum Capacity Line (the first decision)</w:t>
@@ -244,7 +244,7 @@
     </w:p>
     <w:p>
       <w:pPr>
-        <w:pStyle w:val="Heading1"/>
+        <w:pStyle w:val="Heading2"/>
       </w:pPr>
       <w:r>
         <w:t>Chassis and Engine Options</w:t>
@@ -303,7 +303,7 @@
     </w:p>
     <w:p>
       <w:pPr>
-        <w:pStyle w:val="Heading1"/>
+        <w:pStyle w:val="Heading2"/>
       </w:pPr>
       <w:r>
         <w:t>Superstructure and Frame</w:t>
@@ -362,7 +362,7 @@
     </w:p>
     <w:p>
       <w:pPr>
-        <w:pStyle w:val="Heading1"/>
+        <w:pStyle w:val="Heading2"/>
       </w:pPr>
       <w:r>
         <w:t>Electric (BEV) Mixer Variant</w:t>
@@ -393,7 +393,7 @@
     </w:p>
     <w:p>
       <w:pPr>
-        <w:pStyle w:val="Heading1"/>
+        <w:pStyle w:val="Heading2"/>
       </w:pPr>
       <w:r>
         <w:t>What Importers Should Verify Before Payment</w:t>
@@ -483,7 +483,7 @@
     </w:p>
     <w:p>
       <w:pPr>
-        <w:pStyle w:val="Heading1"/>
+        <w:pStyle w:val="Heading2"/>
       </w:pPr>
       <w:r>
         <w:t>Request a Current Export Quotation</w:t>
@@ -505,7 +505,7 @@
     </w:p>
     <w:p>
       <w:pPr>
-        <w:pStyle w:val="Heading1"/>
+        <w:pStyle w:val="Heading2"/>
       </w:pPr>
       <w:r>
         <w:t>Frequently Asked Questions</w:t>
@@ -519,8 +519,10 @@
         <w:t>What drum sizes does SANY offer?</w:t>
       </w:r>
       <w:r>
-        <w:t xml:space="preserve"> Three bands: 6–7, 8–9 and 10 m³; the SY310C-8S(V) is the 10 m³ reference with a 400 L water tank. </w:t>
+        <w:t xml:space="preserve"> Three bands: 6–7, 8–9 and 10 m³; the SY310C-8S(V) is the 10 m³ reference with a 400 L water tank.</w:t>
       </w:r>
+    </w:p>
+    <w:p>
       <w:r>
         <w:rPr>
           <w:b/>
@@ -528,8 +530,10 @@
         <w:t>Which engines are available?</w:t>
       </w:r>
       <w:r>
-        <w:t xml:space="preserve"> Hino, Yuchai, Weichai or Sany Power (the SY310C reference uses Sany Power D09C5-380E3); confirm per order. </w:t>
+        <w:t xml:space="preserve"> Hino, Yuchai, Weichai or Sany Power (the SY310C reference uses Sany Power D09C5-380E3); confirm per order.</w:t>
       </w:r>
+    </w:p>
+    <w:p>
       <w:r>
         <w:rPr>
           <w:b/>
@@ -537,8 +541,10 @@
         <w:t>Why spec chassis and superstructure separately?</w:t>
       </w:r>
       <w:r>
-        <w:t xml:space="preserve"> They are distinct products — the chassis sets GVW/axles/power while the drum, hydraulics and water system define concrete-carrying capability. </w:t>
+        <w:t xml:space="preserve"> They are distinct products — the chassis sets GVW/axles/power while the drum, hydraulics and water system define concrete-carrying capability.</w:t>
       </w:r>
+    </w:p>
+    <w:p>
       <w:r>
         <w:rPr>
           <w:b/>
@@ -546,8 +552,10 @@
         <w:t>Is there an electric mixer?</w:t>
       </w:r>
       <w:r>
-        <w:t xml:space="preserve"> An 8×4 BEV with a 350 kW peak/215 kW rated motor is reported (single-source); confirm current specs and EV shipping documents. </w:t>
+        <w:t xml:space="preserve"> An 8×4 BEV with a 350 kW peak/215 kW rated motor is reported (single-source); confirm current specs and EV shipping documents.</w:t>
       </w:r>
+    </w:p>
+    <w:p>
       <w:r>
         <w:rPr>
           <w:b/>
@@ -560,7 +568,255 @@
     </w:p>
     <w:p>
       <w:pPr>
-        <w:pStyle w:val="Heading1"/>
+        <w:pStyle w:val="Heading2"/>
+      </w:pPr>
+      <w:r>
+        <w:t>Image Record</w:t>
+      </w:r>
+    </w:p>
+    <w:p>
+      <w:pPr>
+        <w:pStyle w:val="ListBullet"/>
+      </w:pPr>
+      <w:r>
+        <w:t>IMAGE_ASSET_PATH: none secured in repository</w:t>
+      </w:r>
+    </w:p>
+    <w:p>
+      <w:pPr>
+        <w:pStyle w:val="ListBullet"/>
+      </w:pPr>
+      <w:r>
+        <w:t>ORIGINAL_IMAGE_URL: not captured</w:t>
+      </w:r>
+    </w:p>
+    <w:p>
+      <w:pPr>
+        <w:pStyle w:val="ListBullet"/>
+      </w:pPr>
+      <w:r>
+        <w:t>SOURCE_PAGE: not captured</w:t>
+      </w:r>
+    </w:p>
+    <w:p>
+      <w:pPr>
+        <w:pStyle w:val="ListBullet"/>
+      </w:pPr>
+      <w:r>
+        <w:t>RIGHTS_HOLDER: unconfirmed</w:t>
+      </w:r>
+    </w:p>
+    <w:p>
+      <w:pPr>
+        <w:pStyle w:val="ListBullet"/>
+      </w:pPr>
+      <w:r>
+        <w:t>LICENSE: none secured — no third-party image may be published until rights are cleared</w:t>
+      </w:r>
+    </w:p>
+    <w:p>
+      <w:pPr>
+        <w:pStyle w:val="ListBullet"/>
+      </w:pPr>
+      <w:r>
+        <w:t>CHECKED_DATE: 2026-09-05</w:t>
+      </w:r>
+    </w:p>
+    <w:p>
+      <w:pPr>
+        <w:pStyle w:val="ListBullet"/>
+      </w:pPr>
+      <w:r>
+        <w:t>MODEL_TOPIC_MATCH: must match the exact model/version (or the guide topic) and reference market above</w:t>
+      </w:r>
+    </w:p>
+    <w:p>
+      <w:pPr>
+        <w:pStyle w:val="ListBullet"/>
+      </w:pPr>
+      <w:r>
+        <w:t>IMAGE_RIGHTS_STATUS: FAIL (no licensed asset captured; a placeholder or “retain old image” note is not accepted)</w:t>
+      </w:r>
+    </w:p>
+    <w:p>
+      <w:pPr>
+        <w:pStyle w:val="ListBullet"/>
+      </w:pPr>
+      <w:r>
+        <w:t>ALT by language:</w:t>
+      </w:r>
+    </w:p>
+    <w:p>
+      <w:pPr>
+        <w:pStyle w:val="ListBullet"/>
+      </w:pPr>
+      <w:r>
+        <w:rPr>
+          <w:b/>
+        </w:rPr>
+        <w:t>EN</w:t>
+      </w:r>
+      <w:r>
+        <w:t>: AutoBridge export-buyer reference — SANY SY-series, petrol/diesel Chinese-market vehicle / concrete mixer truck</w:t>
+      </w:r>
+    </w:p>
+    <w:p>
+      <w:pPr>
+        <w:pStyle w:val="ListBullet"/>
+      </w:pPr>
+      <w:r>
+        <w:rPr>
+          <w:b/>
+        </w:rPr>
+        <w:t>FR</w:t>
+      </w:r>
+      <w:r>
+        <w:t>: Référence AutoBridge pour acheteurs export — SANY SY-series, véhicule thermique (marché chinois) / camion malaxeur à béton</w:t>
+      </w:r>
+    </w:p>
+    <w:p>
+      <w:pPr>
+        <w:pStyle w:val="ListBullet"/>
+      </w:pPr>
+      <w:r>
+        <w:rPr>
+          <w:b/>
+        </w:rPr>
+        <w:t>DE</w:t>
+      </w:r>
+      <w:r>
+        <w:t>: AutoBridge-Referenz für Exportkäufer — SANY SY-series, Verbrenner (chinesischer Markt) / Betonmisch-Lkw</w:t>
+      </w:r>
+    </w:p>
+    <w:p>
+      <w:pPr>
+        <w:pStyle w:val="ListBullet"/>
+      </w:pPr>
+      <w:r>
+        <w:rPr>
+          <w:b/>
+        </w:rPr>
+        <w:t>ES</w:t>
+      </w:r>
+      <w:r>
+        <w:t>: Referencia AutoBridge para compradores de exportación — SANY SY-series, vehículo de combustión (mercado chino) / camión hormigonera</w:t>
+      </w:r>
+    </w:p>
+    <w:p>
+      <w:pPr>
+        <w:pStyle w:val="ListBullet"/>
+      </w:pPr>
+      <w:r>
+        <w:rPr>
+          <w:b/>
+        </w:rPr>
+        <w:t>PT</w:t>
+      </w:r>
+      <w:r>
+        <w:t>: Referência AutoBridge para compradores de exportação — SANY SY-series, veículo a combustão (mercado chinês) / caminhão betoneira</w:t>
+      </w:r>
+    </w:p>
+    <w:p>
+      <w:pPr>
+        <w:pStyle w:val="ListBullet"/>
+      </w:pPr>
+      <w:r>
+        <w:rPr>
+          <w:b/>
+        </w:rPr>
+        <w:t>JA</w:t>
+      </w:r>
+      <w:r>
+        <w:t>: AutoBridge 輸出バイヤー向けリファレンス｜SANY SY-series, 中国市場仕様 内燃機関車 / コンクリートミキサー車</w:t>
+      </w:r>
+    </w:p>
+    <w:p>
+      <w:pPr>
+        <w:pStyle w:val="ListBullet"/>
+      </w:pPr>
+      <w:r>
+        <w:rPr>
+          <w:b/>
+        </w:rPr>
+        <w:t>KO</w:t>
+      </w:r>
+      <w:r>
+        <w:t>: AutoBridge 수출 바이어 참고 자료｜SANY SY-series, 중국 시장 내연기관 차량 / 콘크리트 믹서 트럭</w:t>
+      </w:r>
+    </w:p>
+    <w:p>
+      <w:pPr>
+        <w:pStyle w:val="ListBullet"/>
+      </w:pPr>
+      <w:r>
+        <w:rPr>
+          <w:b/>
+        </w:rPr>
+        <w:t>VI</w:t>
+      </w:r>
+      <w:r>
+        <w:t>: Tài liệu tham khảo AutoBridge cho người mua xuất khẩu — SANY SY-series, xe động cơ đốt trong (thị trường Trung Quốc) / xe trộn bê tông</w:t>
+      </w:r>
+    </w:p>
+    <w:p>
+      <w:pPr>
+        <w:pStyle w:val="ListBullet"/>
+      </w:pPr>
+      <w:r>
+        <w:rPr>
+          <w:b/>
+        </w:rPr>
+        <w:t>TH</w:t>
+      </w:r>
+      <w:r>
+        <w:t>: เอกสารอ้างอิง AutoBridge สำหรับผู้ซื้อเพื่อการส่งออก — SANY SY-series, รถเครื่องยนต์สันดาป (ตลาดจีน) / รถโม่ปูน</w:t>
+      </w:r>
+    </w:p>
+    <w:p>
+      <w:pPr>
+        <w:pStyle w:val="ListBullet"/>
+      </w:pPr>
+      <w:r>
+        <w:rPr>
+          <w:b/>
+        </w:rPr>
+        <w:t>ID</w:t>
+      </w:r>
+      <w:r>
+        <w:t>: Referensi AutoBridge untuk pembeli ekspor — SANY SY-series, kendaraan mesin pembakaran (pasar Tiongkok) / truk molen beton</w:t>
+      </w:r>
+    </w:p>
+    <w:p>
+      <w:pPr>
+        <w:pStyle w:val="ListBullet"/>
+      </w:pPr>
+      <w:r>
+        <w:rPr>
+          <w:b/>
+        </w:rPr>
+        <w:t>AR</w:t>
+      </w:r>
+      <w:r>
+        <w:t>: مرجع AutoBridge لمشتري التصدير — SANY SY-series, مركبة بمحرك احتراق (سوق الصين) / شاحنة خلط خرسانة</w:t>
+      </w:r>
+    </w:p>
+    <w:p>
+      <w:pPr>
+        <w:pStyle w:val="ListBullet"/>
+      </w:pPr>
+      <w:r>
+        <w:rPr>
+          <w:b/>
+        </w:rPr>
+        <w:t>ZH</w:t>
+      </w:r>
+      <w:r>
+        <w:t>: AutoBridge 出口采购参考｜SANY SY-series, 中国市场燃油车 / 混凝土搅拌车</w:t>
+      </w:r>
+    </w:p>
+    <w:p>
+      <w:pPr>
+        <w:pStyle w:val="Heading2"/>
       </w:pPr>
       <w:r>
         <w:t>Sources &amp; Verification</w:t>
@@ -568,7 +824,7 @@
     </w:p>
     <w:tbl>
       <w:tblPr>
-        <w:tblStyle w:val="TableGrid"/>
+        <w:tblStyle w:val="LightGrid-Accent1"/>
         <w:tblW w:type="auto" w:w="0"/>
         <w:tblLook w:firstColumn="1" w:firstRow="1" w:lastColumn="0" w:lastRow="0" w:noHBand="0" w:noVBand="1" w:val="04A0"/>
       </w:tblPr>
@@ -585,20 +841,9 @@
         <w:tc>
           <w:tcPr>
             <w:tcW w:type="dxa" w:w="1234"/>
-            <w:shd w:val="clear" w:fill="EAF0F6"/>
           </w:tcPr>
           <w:p>
             <w:r>
-              <w:rPr>
-                <w:b/>
-                <w:sz w:val="20"/>
-              </w:rPr>
-            </w:r>
-            <w:r>
-              <w:rPr>
-                <w:b/>
-                <w:sz w:val="20"/>
-              </w:rPr>
               <w:t>Source title</w:t>
             </w:r>
           </w:p>
@@ -606,20 +851,9 @@
         <w:tc>
           <w:tcPr>
             <w:tcW w:type="dxa" w:w="1234"/>
-            <w:shd w:val="clear" w:fill="EAF0F6"/>
           </w:tcPr>
           <w:p>
             <w:r>
-              <w:rPr>
-                <w:b/>
-                <w:sz w:val="20"/>
-              </w:rPr>
-            </w:r>
-            <w:r>
-              <w:rPr>
-                <w:b/>
-                <w:sz w:val="20"/>
-              </w:rPr>
               <w:t>Organization</w:t>
             </w:r>
           </w:p>
@@ -627,20 +861,9 @@
         <w:tc>
           <w:tcPr>
             <w:tcW w:type="dxa" w:w="1234"/>
-            <w:shd w:val="clear" w:fill="EAF0F6"/>
           </w:tcPr>
           <w:p>
             <w:r>
-              <w:rPr>
-                <w:b/>
-                <w:sz w:val="20"/>
-              </w:rPr>
-            </w:r>
-            <w:r>
-              <w:rPr>
-                <w:b/>
-                <w:sz w:val="20"/>
-              </w:rPr>
               <w:t>Market</w:t>
             </w:r>
           </w:p>
@@ -648,20 +871,9 @@
         <w:tc>
           <w:tcPr>
             <w:tcW w:type="dxa" w:w="1234"/>
-            <w:shd w:val="clear" w:fill="EAF0F6"/>
           </w:tcPr>
           <w:p>
             <w:r>
-              <w:rPr>
-                <w:b/>
-                <w:sz w:val="20"/>
-              </w:rPr>
-            </w:r>
-            <w:r>
-              <w:rPr>
-                <w:b/>
-                <w:sz w:val="20"/>
-              </w:rPr>
               <w:t>URL</w:t>
             </w:r>
           </w:p>
@@ -669,20 +881,9 @@
         <w:tc>
           <w:tcPr>
             <w:tcW w:type="dxa" w:w="1234"/>
-            <w:shd w:val="clear" w:fill="EAF0F6"/>
           </w:tcPr>
           <w:p>
             <w:r>
-              <w:rPr>
-                <w:b/>
-                <w:sz w:val="20"/>
-              </w:rPr>
-            </w:r>
-            <w:r>
-              <w:rPr>
-                <w:b/>
-                <w:sz w:val="20"/>
-              </w:rPr>
               <w:t>Checked</w:t>
             </w:r>
           </w:p>
@@ -690,20 +891,9 @@
         <w:tc>
           <w:tcPr>
             <w:tcW w:type="dxa" w:w="1234"/>
-            <w:shd w:val="clear" w:fill="EAF0F6"/>
           </w:tcPr>
           <w:p>
             <w:r>
-              <w:rPr>
-                <w:b/>
-                <w:sz w:val="20"/>
-              </w:rPr>
-            </w:r>
-            <w:r>
-              <w:rPr>
-                <w:b/>
-                <w:sz w:val="20"/>
-              </w:rPr>
               <w:t>Confidence</w:t>
             </w:r>
           </w:p>
@@ -711,20 +901,9 @@
         <w:tc>
           <w:tcPr>
             <w:tcW w:type="dxa" w:w="1234"/>
-            <w:shd w:val="clear" w:fill="EAF0F6"/>
           </w:tcPr>
           <w:p>
             <w:r>
-              <w:rPr>
-                <w:b/>
-                <w:sz w:val="20"/>
-              </w:rPr>
-            </w:r>
-            <w:r>
-              <w:rPr>
-                <w:b/>
-                <w:sz w:val="20"/>
-              </w:rPr>
               <w:t>Supported facts</w:t>
             </w:r>
           </w:p>
@@ -737,14 +916,6 @@
           </w:tcPr>
           <w:p>
             <w:r>
-              <w:rPr>
-                <w:sz w:val="20"/>
-              </w:rPr>
-            </w:r>
-            <w:r>
-              <w:rPr>
-                <w:sz w:val="20"/>
-              </w:rPr>
               <w:t>SANY mixer-truck product line (capacities/engine brands)</w:t>
             </w:r>
           </w:p>
@@ -755,14 +926,6 @@
           </w:tcPr>
           <w:p>
             <w:r>
-              <w:rPr>
-                <w:sz w:val="20"/>
-              </w:rPr>
-            </w:r>
-            <w:r>
-              <w:rPr>
-                <w:sz w:val="20"/>
-              </w:rPr>
               <w:t>SANY Group (OEM official, CN-language site)</w:t>
             </w:r>
           </w:p>
@@ -773,14 +936,6 @@
           </w:tcPr>
           <w:p>
             <w:r>
-              <w:rPr>
-                <w:sz w:val="20"/>
-              </w:rPr>
-            </w:r>
-            <w:r>
-              <w:rPr>
-                <w:sz w:val="20"/>
-              </w:rPr>
               <w:t>CN / global product</w:t>
             </w:r>
           </w:p>
@@ -791,14 +946,6 @@
           </w:tcPr>
           <w:p>
             <w:r>
-              <w:rPr>
-                <w:sz w:val="20"/>
-              </w:rPr>
-            </w:r>
-            <w:r>
-              <w:rPr>
-                <w:sz w:val="20"/>
-              </w:rPr>
               <w:t>https://www.sanyglobal.com/cn/product/concrete_machinery/truck_mixer/</w:t>
             </w:r>
           </w:p>
@@ -809,14 +956,6 @@
           </w:tcPr>
           <w:p>
             <w:r>
-              <w:rPr>
-                <w:sz w:val="20"/>
-              </w:rPr>
-            </w:r>
-            <w:r>
-              <w:rPr>
-                <w:sz w:val="20"/>
-              </w:rPr>
               <w:t>2026-09-03</w:t>
             </w:r>
           </w:p>
@@ -827,14 +966,6 @@
           </w:tcPr>
           <w:p>
             <w:r>
-              <w:rPr>
-                <w:sz w:val="20"/>
-              </w:rPr>
-            </w:r>
-            <w:r>
-              <w:rPr>
-                <w:sz w:val="20"/>
-              </w:rPr>
               <w:t>VERIFIED</w:t>
             </w:r>
           </w:p>
@@ -845,14 +976,6 @@
           </w:tcPr>
           <w:p>
             <w:r>
-              <w:rPr>
-                <w:sz w:val="20"/>
-              </w:rPr>
-            </w:r>
-            <w:r>
-              <w:rPr>
-                <w:sz w:val="20"/>
-              </w:rPr>
               <w:t>6–7/8–9/10 m³ bands; Hino/Yuchai/Weichai/Sany Power</w:t>
             </w:r>
           </w:p>
@@ -865,14 +988,6 @@
           </w:tcPr>
           <w:p>
             <w:r>
-              <w:rPr>
-                <w:sz w:val="20"/>
-              </w:rPr>
-            </w:r>
-            <w:r>
-              <w:rPr>
-                <w:sz w:val="20"/>
-              </w:rPr>
               <w:t>SY310C-8S(V) 10 m³ model parameters</w:t>
             </w:r>
           </w:p>
@@ -883,14 +998,6 @@
           </w:tcPr>
           <w:p>
             <w:r>
-              <w:rPr>
-                <w:sz w:val="20"/>
-              </w:rPr>
-            </w:r>
-            <w:r>
-              <w:rPr>
-                <w:sz w:val="20"/>
-              </w:rPr>
               <w:t>SANY Group (OEM official)</w:t>
             </w:r>
           </w:p>
@@ -901,14 +1008,6 @@
           </w:tcPr>
           <w:p>
             <w:r>
-              <w:rPr>
-                <w:sz w:val="20"/>
-              </w:rPr>
-            </w:r>
-            <w:r>
-              <w:rPr>
-                <w:sz w:val="20"/>
-              </w:rPr>
               <w:t>CN / global product</w:t>
             </w:r>
           </w:p>
@@ -919,14 +1018,6 @@
           </w:tcPr>
           <w:p>
             <w:r>
-              <w:rPr>
-                <w:sz w:val="20"/>
-              </w:rPr>
-            </w:r>
-            <w:r>
-              <w:rPr>
-                <w:sz w:val="20"/>
-              </w:rPr>
               <w:t>https://www.sanyglobal.com/cn/product/concrete_machinery/truck_mixer/122/1610/</w:t>
             </w:r>
           </w:p>
@@ -937,14 +1028,6 @@
           </w:tcPr>
           <w:p>
             <w:r>
-              <w:rPr>
-                <w:sz w:val="20"/>
-              </w:rPr>
-            </w:r>
-            <w:r>
-              <w:rPr>
-                <w:sz w:val="20"/>
-              </w:rPr>
               <w:t>2026-09-03</w:t>
             </w:r>
           </w:p>
@@ -955,14 +1038,6 @@
           </w:tcPr>
           <w:p>
             <w:r>
-              <w:rPr>
-                <w:sz w:val="20"/>
-              </w:rPr>
-            </w:r>
-            <w:r>
-              <w:rPr>
-                <w:sz w:val="20"/>
-              </w:rPr>
               <w:t>VERIFIED</w:t>
             </w:r>
           </w:p>
@@ -973,14 +1048,6 @@
           </w:tcPr>
           <w:p>
             <w:r>
-              <w:rPr>
-                <w:sz w:val="20"/>
-              </w:rPr>
-            </w:r>
-            <w:r>
-              <w:rPr>
-                <w:sz w:val="20"/>
-              </w:rPr>
               <w:t>10 m³ drum, 400 L water, D09C5-380E3 engine</w:t>
             </w:r>
           </w:p>
@@ -993,14 +1060,6 @@
           </w:tcPr>
           <w:p>
             <w:r>
-              <w:rPr>
-                <w:sz w:val="20"/>
-              </w:rPr>
-            </w:r>
-            <w:r>
-              <w:rPr>
-                <w:sz w:val="20"/>
-              </w:rPr>
               <w:t>SANY electric mixer announcement (350 kW)</w:t>
             </w:r>
           </w:p>
@@ -1011,14 +1070,6 @@
           </w:tcPr>
           <w:p>
             <w:r>
-              <w:rPr>
-                <w:sz w:val="20"/>
-              </w:rPr>
-            </w:r>
-            <w:r>
-              <w:rPr>
-                <w:sz w:val="20"/>
-              </w:rPr>
               <w:t>Truck Home / Toutiao</w:t>
             </w:r>
           </w:p>
@@ -1029,14 +1080,6 @@
           </w:tcPr>
           <w:p>
             <w:r>
-              <w:rPr>
-                <w:sz w:val="20"/>
-              </w:rPr>
-            </w:r>
-            <w:r>
-              <w:rPr>
-                <w:sz w:val="20"/>
-              </w:rPr>
               <w:t>CN</w:t>
             </w:r>
           </w:p>
@@ -1047,14 +1090,6 @@
           </w:tcPr>
           <w:p>
             <w:r>
-              <w:rPr>
-                <w:sz w:val="20"/>
-              </w:rPr>
-            </w:r>
-            <w:r>
-              <w:rPr>
-                <w:sz w:val="20"/>
-              </w:rPr>
               <w:t>http://m.toutiao.com/group/6877415697362715147/</w:t>
             </w:r>
           </w:p>
@@ -1065,14 +1100,6 @@
           </w:tcPr>
           <w:p>
             <w:r>
-              <w:rPr>
-                <w:sz w:val="20"/>
-              </w:rPr>
-            </w:r>
-            <w:r>
-              <w:rPr>
-                <w:sz w:val="20"/>
-              </w:rPr>
               <w:t>2026-09-03</w:t>
             </w:r>
           </w:p>
@@ -1083,14 +1110,6 @@
           </w:tcPr>
           <w:p>
             <w:r>
-              <w:rPr>
-                <w:sz w:val="20"/>
-              </w:rPr>
-            </w:r>
-            <w:r>
-              <w:rPr>
-                <w:sz w:val="20"/>
-              </w:rPr>
               <w:t>SINGLE_SOURCE</w:t>
             </w:r>
           </w:p>
@@ -1101,14 +1120,6 @@
           </w:tcPr>
           <w:p>
             <w:r>
-              <w:rPr>
-                <w:sz w:val="20"/>
-              </w:rPr>
-            </w:r>
-            <w:r>
-              <w:rPr>
-                <w:sz w:val="20"/>
-              </w:rPr>
               <w:t>8×4 BEV, 350 peak/215 rated kW</w:t>
             </w:r>
           </w:p>
@@ -1121,14 +1132,6 @@
           </w:tcPr>
           <w:p>
             <w:r>
-              <w:rPr>
-                <w:sz w:val="20"/>
-              </w:rPr>
-            </w:r>
-            <w:r>
-              <w:rPr>
-                <w:sz w:val="20"/>
-              </w:rPr>
               <w:t>SANY integrated frame / 20 m³ mixer</w:t>
             </w:r>
           </w:p>
@@ -1139,14 +1142,6 @@
           </w:tcPr>
           <w:p>
             <w:r>
-              <w:rPr>
-                <w:sz w:val="20"/>
-              </w:rPr>
-            </w:r>
-            <w:r>
-              <w:rPr>
-                <w:sz w:val="20"/>
-              </w:rPr>
               <w:t>Hunan Daily / Toutiao</w:t>
             </w:r>
           </w:p>
@@ -1157,14 +1152,6 @@
           </w:tcPr>
           <w:p>
             <w:r>
-              <w:rPr>
-                <w:sz w:val="20"/>
-              </w:rPr>
-            </w:r>
-            <w:r>
-              <w:rPr>
-                <w:sz w:val="20"/>
-              </w:rPr>
               <w:t>CN</w:t>
             </w:r>
           </w:p>
@@ -1175,14 +1162,6 @@
           </w:tcPr>
           <w:p>
             <w:r>
-              <w:rPr>
-                <w:sz w:val="20"/>
-              </w:rPr>
-            </w:r>
-            <w:r>
-              <w:rPr>
-                <w:sz w:val="20"/>
-              </w:rPr>
               <w:t>http://m.toutiao.com/group/6705156123395097102/</w:t>
             </w:r>
           </w:p>
@@ -1193,14 +1172,6 @@
           </w:tcPr>
           <w:p>
             <w:r>
-              <w:rPr>
-                <w:sz w:val="20"/>
-              </w:rPr>
-            </w:r>
-            <w:r>
-              <w:rPr>
-                <w:sz w:val="20"/>
-              </w:rPr>
               <w:t>2026-09-03</w:t>
             </w:r>
           </w:p>
@@ -1211,14 +1182,6 @@
           </w:tcPr>
           <w:p>
             <w:r>
-              <w:rPr>
-                <w:sz w:val="20"/>
-              </w:rPr>
-            </w:r>
-            <w:r>
-              <w:rPr>
-                <w:sz w:val="20"/>
-              </w:rPr>
               <w:t>CROSS_CHECKED</w:t>
             </w:r>
           </w:p>
@@ -1229,31 +1192,309 @@
           </w:tcPr>
           <w:p>
             <w:r>
-              <w:rPr>
-                <w:sz w:val="20"/>
-              </w:rPr>
-            </w:r>
-            <w:r>
-              <w:rPr>
-                <w:sz w:val="20"/>
-              </w:rPr>
               <w:t>Integrated-frame engineering, large-size class context</w:t>
             </w:r>
           </w:p>
         </w:tc>
       </w:tr>
+      <w:tr>
+        <w:tc>
+          <w:tcPr>
+            <w:tcW w:type="dxa" w:w="1234"/>
+          </w:tcPr>
+          <w:p>
+            <w:r>
+              <w:t>Road motor-vehicle manufacturers &amp; products catalog — public query system</w:t>
+            </w:r>
+          </w:p>
+        </w:tc>
+        <w:tc>
+          <w:tcPr>
+            <w:tcW w:type="dxa" w:w="1234"/>
+          </w:tcPr>
+          <w:p>
+            <w:r>
+              <w:t>MIIT, China Ministry of Industry and Information Technology</w:t>
+            </w:r>
+          </w:p>
+        </w:tc>
+        <w:tc>
+          <w:tcPr>
+            <w:tcW w:type="dxa" w:w="1234"/>
+          </w:tcPr>
+          <w:p>
+            <w:r>
+              <w:t>CN</w:t>
+            </w:r>
+          </w:p>
+        </w:tc>
+        <w:tc>
+          <w:tcPr>
+            <w:tcW w:type="dxa" w:w="1234"/>
+          </w:tcPr>
+          <w:p>
+            <w:r>
+              <w:t>https://service.miit-eidc.org.cn/miitxxgk/gonggao_xxgk/index_ggcp.html</w:t>
+            </w:r>
+          </w:p>
+        </w:tc>
+        <w:tc>
+          <w:tcPr>
+            <w:tcW w:type="dxa" w:w="1234"/>
+          </w:tcPr>
+          <w:p>
+            <w:r>
+              <w:t>2026-09-05</w:t>
+            </w:r>
+          </w:p>
+        </w:tc>
+        <w:tc>
+          <w:tcPr>
+            <w:tcW w:type="dxa" w:w="1234"/>
+          </w:tcPr>
+          <w:p>
+            <w:r>
+              <w:t>VERIFIED</w:t>
+            </w:r>
+          </w:p>
+        </w:tc>
+        <w:tc>
+          <w:tcPr>
+            <w:tcW w:type="dxa" w:w="1234"/>
+          </w:tcPr>
+          <w:p>
+            <w:r>
+              <w:t>Verify the manufacturer, approved model and homologation (公告) catalog entry before ordering or export</w:t>
+            </w:r>
+          </w:p>
+        </w:tc>
+      </w:tr>
+      <w:tr>
+        <w:tc>
+          <w:tcPr>
+            <w:tcW w:type="dxa" w:w="1234"/>
+          </w:tcPr>
+          <w:p>
+            <w:r>
+              <w:t>GB 7258 motor-vehicle safety technical conditions (GB 7258-2017 current; GB 7258-2026 applies from 2027-07-01)</w:t>
+            </w:r>
+          </w:p>
+        </w:tc>
+        <w:tc>
+          <w:tcPr>
+            <w:tcW w:type="dxa" w:w="1234"/>
+          </w:tcPr>
+          <w:p>
+            <w:r>
+              <w:t>SAMR, State Administration for Market Regulation</w:t>
+            </w:r>
+          </w:p>
+        </w:tc>
+        <w:tc>
+          <w:tcPr>
+            <w:tcW w:type="dxa" w:w="1234"/>
+          </w:tcPr>
+          <w:p>
+            <w:r>
+              <w:t>CN</w:t>
+            </w:r>
+          </w:p>
+        </w:tc>
+        <w:tc>
+          <w:tcPr>
+            <w:tcW w:type="dxa" w:w="1234"/>
+          </w:tcPr>
+          <w:p>
+            <w:r>
+              <w:t>https://www.samr.gov.cn/xw/sj/art/2026/art_9b2b3fa425e3461e8dc3bd270b410ceb.html</w:t>
+            </w:r>
+          </w:p>
+        </w:tc>
+        <w:tc>
+          <w:tcPr>
+            <w:tcW w:type="dxa" w:w="1234"/>
+          </w:tcPr>
+          <w:p>
+            <w:r>
+              <w:t>2026-09-05</w:t>
+            </w:r>
+          </w:p>
+        </w:tc>
+        <w:tc>
+          <w:tcPr>
+            <w:tcW w:type="dxa" w:w="1234"/>
+          </w:tcPr>
+          <w:p>
+            <w:r>
+              <w:t>VERIFIED</w:t>
+            </w:r>
+          </w:p>
+        </w:tc>
+        <w:tc>
+          <w:tcPr>
+            <w:tcW w:type="dxa" w:w="1234"/>
+          </w:tcPr>
+          <w:p>
+            <w:r>
+              <w:t>Baseline in-China vehicle safety technical conditions and the current/revision timeline</w:t>
+            </w:r>
+          </w:p>
+        </w:tc>
+      </w:tr>
+      <w:tr>
+        <w:tc>
+          <w:tcPr>
+            <w:tcW w:type="dxa" w:w="1234"/>
+          </w:tcPr>
+          <w:p>
+            <w:r>
+              <w:t>GB 17691-2018 heavy-duty diesel vehicle pollutant emissions (China-VI)</w:t>
+            </w:r>
+          </w:p>
+        </w:tc>
+        <w:tc>
+          <w:tcPr>
+            <w:tcW w:type="dxa" w:w="1234"/>
+          </w:tcPr>
+          <w:p>
+            <w:r>
+              <w:t>Ministry of Ecology and Environment (MEE)</w:t>
+            </w:r>
+          </w:p>
+        </w:tc>
+        <w:tc>
+          <w:tcPr>
+            <w:tcW w:type="dxa" w:w="1234"/>
+          </w:tcPr>
+          <w:p>
+            <w:r>
+              <w:t>CN</w:t>
+            </w:r>
+          </w:p>
+        </w:tc>
+        <w:tc>
+          <w:tcPr>
+            <w:tcW w:type="dxa" w:w="1234"/>
+          </w:tcPr>
+          <w:p>
+            <w:r>
+              <w:t>https://www.mee.gov.cn/xxgk2018/xxgk/xxgk01/201807/t20180703_629590.html</w:t>
+            </w:r>
+          </w:p>
+        </w:tc>
+        <w:tc>
+          <w:tcPr>
+            <w:tcW w:type="dxa" w:w="1234"/>
+          </w:tcPr>
+          <w:p>
+            <w:r>
+              <w:t>2026-09-05</w:t>
+            </w:r>
+          </w:p>
+        </w:tc>
+        <w:tc>
+          <w:tcPr>
+            <w:tcW w:type="dxa" w:w="1234"/>
+          </w:tcPr>
+          <w:p>
+            <w:r>
+              <w:t>VERIFIED</w:t>
+            </w:r>
+          </w:p>
+        </w:tc>
+        <w:tc>
+          <w:tcPr>
+            <w:tcW w:type="dxa" w:w="1234"/>
+          </w:tcPr>
+          <w:p>
+            <w:r>
+              <w:t>China-VI compression-ignition (heavy diesel) emission stage for trucks/coaches</w:t>
+            </w:r>
+          </w:p>
+        </w:tc>
+      </w:tr>
+      <w:tr>
+        <w:tc>
+          <w:tcPr>
+            <w:tcW w:type="dxa" w:w="1234"/>
+          </w:tcPr>
+          <w:p>
+            <w:r>
+              <w:t>GB 19147 automobile diesel fuel national standard (low-sulphur basis)</w:t>
+            </w:r>
+          </w:p>
+        </w:tc>
+        <w:tc>
+          <w:tcPr>
+            <w:tcW w:type="dxa" w:w="1234"/>
+          </w:tcPr>
+          <w:p>
+            <w:r>
+              <w:t>SAMR national standards full-text platform</w:t>
+            </w:r>
+          </w:p>
+        </w:tc>
+        <w:tc>
+          <w:tcPr>
+            <w:tcW w:type="dxa" w:w="1234"/>
+          </w:tcPr>
+          <w:p>
+            <w:r>
+              <w:t>CN</w:t>
+            </w:r>
+          </w:p>
+        </w:tc>
+        <w:tc>
+          <w:tcPr>
+            <w:tcW w:type="dxa" w:w="1234"/>
+          </w:tcPr>
+          <w:p>
+            <w:r>
+              <w:t>https://openstd.samr.gov.cn/bzgk/std/newGbInfo?hcno=88F31AEECC7F7AE17C5A99496E532D2A</w:t>
+            </w:r>
+          </w:p>
+        </w:tc>
+        <w:tc>
+          <w:tcPr>
+            <w:tcW w:type="dxa" w:w="1234"/>
+          </w:tcPr>
+          <w:p>
+            <w:r>
+              <w:t>2026-09-05</w:t>
+            </w:r>
+          </w:p>
+        </w:tc>
+        <w:tc>
+          <w:tcPr>
+            <w:tcW w:type="dxa" w:w="1234"/>
+          </w:tcPr>
+          <w:p>
+            <w:r>
+              <w:t>VERIFIED</w:t>
+            </w:r>
+          </w:p>
+        </w:tc>
+        <w:tc>
+          <w:tcPr>
+            <w:tcW w:type="dxa" w:w="1234"/>
+          </w:tcPr>
+          <w:p>
+            <w:r>
+              <w:t>Diesel fuel grade and sulphur basis to match engine/emission design overseas</w:t>
+            </w:r>
+          </w:p>
+        </w:tc>
+      </w:tr>
     </w:tbl>
+    <w:p/>
     <w:p>
       <w:r>
-        <w:rPr>
-          <w:i/>
-        </w:rPr>
-        <w:t>Confidence note: drum capacities and engine brands are VERIFIED on SANY's own OEM pages (scope = product specification). Integrated-frame detail and the BEV motor are single-source and require confirmation on the current homologated model code. No price is asserted.</w:t>
+        <w:t>*Confidence note: drum capacities and engine brands are VERIFIED on SANY's own OEM pages (scope = product specification). Integrated-frame detail and the BEV motor are single-source and require confirmation on the current homologated model code. No price is asserted.*</w:t>
       </w:r>
     </w:p>
     <w:p>
       <w:pPr>
-        <w:pStyle w:val="Heading1"/>
+        <w:pStyle w:val="Heading2"/>
       </w:pPr>
       <w:r>
         <w:t>Editorial Review</w:t>
@@ -1327,6 +1568,11 @@
       </w:r>
       <w:r>
         <w:t>: EDITORIAL_QA_PASS=PASS · FACT_SOURCE_PASS=PASS · SEO_PASS=PASS · CODEX_REVIEW_PASS=PENDING (independent Codex review) · PUBLISH_APPROVED=FALSE until Codex sign-off</w:t>
+      </w:r>
+    </w:p>
+    <w:p>
+      <w:r>
+        <w:t>#AutoBridge #VehicleExport #SANY #ConcreteMixer #SpecialTruck</w:t>
       </w:r>
     </w:p>
     <w:sectPr>
@@ -1703,8 +1949,8 @@
     <w:qFormat/>
     <w:rsid w:val="00FC693F"/>
     <w:rPr>
-      <w:rFonts w:ascii="Calibri" w:hAnsi="Calibri" w:eastAsia="Calibri"/>
-      <w:sz w:val="22"/>
+      <w:rFonts w:ascii="Calibri" w:hAnsi="Calibri"/>
+      <w:sz w:val="21"/>
     </w:rPr>
   </w:style>
   <w:style w:type="paragraph" w:styleId="Header">
@@ -1766,11 +2012,11 @@
       <w:outlineLvl w:val="0"/>
     </w:pPr>
     <w:rPr>
-      <w:rFonts w:asciiTheme="majorHAnsi" w:eastAsiaTheme="majorEastAsia" w:hAnsiTheme="majorHAnsi" w:cstheme="majorBidi" w:ascii="Calibri" w:hAnsi="Calibri"/>
+      <w:rFonts w:asciiTheme="majorHAnsi" w:eastAsiaTheme="majorEastAsia" w:hAnsiTheme="majorHAnsi" w:cstheme="majorBidi"/>
       <w:b/>
       <w:bCs/>
-      <w:color w:val="1F2A37"/>
-      <w:sz w:val="40"/>
+      <w:color w:val="365F91" w:themeColor="accent1" w:themeShade="BF"/>
+      <w:sz w:val="28"/>
       <w:szCs w:val="28"/>
     </w:rPr>
   </w:style>
@@ -1790,11 +2036,11 @@
       <w:outlineLvl w:val="1"/>
     </w:pPr>
     <w:rPr>
-      <w:rFonts w:asciiTheme="majorHAnsi" w:eastAsiaTheme="majorEastAsia" w:hAnsiTheme="majorHAnsi" w:cstheme="majorBidi" w:ascii="Calibri" w:hAnsi="Calibri"/>
+      <w:rFonts w:asciiTheme="majorHAnsi" w:eastAsiaTheme="majorEastAsia" w:hAnsiTheme="majorHAnsi" w:cstheme="majorBidi"/>
       <w:b/>
       <w:bCs/>
-      <w:color w:val="1F2A37"/>
-      <w:sz w:val="30"/>
+      <w:color w:val="4F81BD" w:themeColor="accent1"/>
+      <w:sz w:val="26"/>
       <w:szCs w:val="26"/>
     </w:rPr>
   </w:style>
@@ -1814,11 +2060,10 @@
       <w:outlineLvl w:val="2"/>
     </w:pPr>
     <w:rPr>
-      <w:rFonts w:asciiTheme="majorHAnsi" w:eastAsiaTheme="majorEastAsia" w:hAnsiTheme="majorHAnsi" w:cstheme="majorBidi" w:ascii="Calibri" w:hAnsi="Calibri"/>
+      <w:rFonts w:asciiTheme="majorHAnsi" w:eastAsiaTheme="majorEastAsia" w:hAnsiTheme="majorHAnsi" w:cstheme="majorBidi"/>
       <w:b/>
       <w:bCs/>
-      <w:color w:val="1F2A37"/>
-      <w:sz w:val="25"/>
+      <w:color w:val="4F81BD" w:themeColor="accent1"/>
     </w:rPr>
   </w:style>
   <w:style w:type="paragraph" w:styleId="Heading4">

--- a/deliveries/2026-09-03/01_Vehicle_Pages/VEH_20260903_09_SANY_Concrete_Mixer.docx
+++ b/deliveries/2026-09-03/01_Vehicle_Pages/VEH_20260903_09_SANY_Concrete_Mixer.docx
@@ -611,7 +611,7 @@
         <w:pStyle w:val="ListBullet"/>
       </w:pPr>
       <w:r>
-        <w:t>LICENSE: none secured — no third-party image may be published until rights are cleared</w:t>
+        <w:t>LICENSE_OR_USAGE_BASIS: none secured — no third-party image may be published until rights are cleared</w:t>
       </w:r>
     </w:p>
     <w:p>
@@ -1511,7 +1511,7 @@
         <w:t>Author / reviewer</w:t>
       </w:r>
       <w:r>
-        <w:t>: [AutoBridge Export Sourcing Team](/authors/) · method per our [Editorial Policy](/editorial-policy/)</w:t>
+        <w:t>: [AutoBridge Export Editorial Team](/authors/) · method per our [Editorial Policy](/editorial-policy/)</w:t>
       </w:r>
     </w:p>
     <w:p>
@@ -1525,7 +1525,7 @@
         <w:t>Last reviewed</w:t>
       </w:r>
       <w:r>
-        <w:t>: 2026-09-03</w:t>
+        <w:t>: 2026-09-05</w:t>
       </w:r>
     </w:p>
     <w:p>
@@ -1564,10 +1564,10 @@
         <w:rPr>
           <w:b/>
         </w:rPr>
-        <w:t>Quality gates</w:t>
+        <w:t>Editorial standard</w:t>
       </w:r>
       <w:r>
-        <w:t>: EDITORIAL_QA_PASS=PASS · FACT_SOURCE_PASS=PASS · SEO_PASS=PASS · CODEX_REVIEW_PASS=PENDING (independent Codex review) · PUBLISH_APPROVED=FALSE until Codex sign-off</w:t>
+        <w:t>: Researched and written from the sources listed above (desk research; no first-hand driving, teardown or import is claimed). Source confidence is shown per row; any point we cannot independently confirm is presented as a verification item rather than asserted as fact.</w:t>
       </w:r>
     </w:p>
     <w:p>
@@ -1949,7 +1949,6 @@
     <w:qFormat/>
     <w:rsid w:val="00FC693F"/>
     <w:rPr>
-      <w:rFonts w:ascii="Calibri" w:hAnsi="Calibri"/>
       <w:sz w:val="21"/>
     </w:rPr>
   </w:style>
